--- a/docs/ISO_27001/ai-ml_security/LLMSC-001_LLM_Security_Checklist.docx
+++ b/docs/ISO_27001/ai-ml_security/LLMSC-001_LLM_Security_Checklist.docx
@@ -1670,17 +1670,8 @@
             <w:vAlign w:val="center"/>
           </w:tcPr>
           <w:p>
-            <w:pPr>
-              <w:jc w:val="center"/>
-            </w:pPr>
-            <w:r/>
-            <w:r>
-              <w:rPr>
-                <w:rFonts w:ascii="Calibri" w:hAnsi="Calibri"/>
-                <w:b w:val="0"/>
-                <w:color w:val="333333"/>
-                <w:sz w:val="19"/>
-              </w:rPr>
+            <w:r>
+              <w:t>NC</w:t>
             </w:r>
           </w:p>
         </w:tc>
@@ -1702,17 +1693,8 @@
             <w:vAlign w:val="center"/>
           </w:tcPr>
           <w:p>
-            <w:pPr>
-              <w:jc w:val="left"/>
-            </w:pPr>
-            <w:r/>
-            <w:r>
-              <w:rPr>
-                <w:rFonts w:ascii="Calibri" w:hAnsi="Calibri"/>
-                <w:b w:val="0"/>
-                <w:color w:val="333333"/>
-                <w:sz w:val="19"/>
-              </w:rPr>
+            <w:r>
+              <w:t>Sanitasi regex karakter kontrol dan null-byte belum diterapkan pada endpoint /server/api/openai.ts. Masuk dalam tiket remediasi NC-01.</w:t>
             </w:r>
           </w:p>
         </w:tc>
@@ -1837,17 +1819,8 @@
             <w:vAlign w:val="center"/>
           </w:tcPr>
           <w:p>
-            <w:pPr>
-              <w:jc w:val="center"/>
-            </w:pPr>
-            <w:r/>
-            <w:r>
-              <w:rPr>
-                <w:rFonts w:ascii="Calibri" w:hAnsi="Calibri"/>
-                <w:b w:val="0"/>
-                <w:color w:val="333333"/>
-                <w:sz w:val="19"/>
-              </w:rPr>
+            <w:r>
+              <w:t>NC</w:t>
             </w:r>
           </w:p>
         </w:tc>
@@ -1869,17 +1842,8 @@
             <w:vAlign w:val="center"/>
           </w:tcPr>
           <w:p>
-            <w:pPr>
-              <w:jc w:val="left"/>
-            </w:pPr>
-            <w:r/>
-            <w:r>
-              <w:rPr>
-                <w:rFonts w:ascii="Calibri" w:hAnsi="Calibri"/>
-                <w:b w:val="0"/>
-                <w:color w:val="333333"/>
-                <w:sz w:val="19"/>
-              </w:rPr>
+            <w:r>
+              <w:t>Delimiter penanda data pengguna (=== BEGIN USER INPUT ===) belum distandarisasi pada seluruh prompt template audit. Masuk dalam tiket NC-01.</w:t>
             </w:r>
           </w:p>
         </w:tc>
@@ -2173,17 +2137,8 @@
             <w:vAlign w:val="center"/>
           </w:tcPr>
           <w:p>
-            <w:pPr>
-              <w:jc w:val="center"/>
-            </w:pPr>
-            <w:r/>
-            <w:r>
-              <w:rPr>
-                <w:rFonts w:ascii="Calibri" w:hAnsi="Calibri"/>
-                <w:b w:val="0"/>
-                <w:color w:val="333333"/>
-                <w:sz w:val="19"/>
-              </w:rPr>
+            <w:r>
+              <w:t>OFI</w:t>
             </w:r>
           </w:p>
         </w:tc>
@@ -2205,17 +2160,8 @@
             <w:vAlign w:val="center"/>
           </w:tcPr>
           <w:p>
-            <w:pPr>
-              <w:jc w:val="left"/>
-            </w:pPr>
-            <w:r/>
-            <w:r>
-              <w:rPr>
-                <w:rFonts w:ascii="Calibri" w:hAnsi="Calibri"/>
-                <w:b w:val="0"/>
-                <w:color w:val="333333"/>
-                <w:sz w:val="19"/>
-              </w:rPr>
+            <w:r>
+              <w:t>Deteksi pola kalimat injeksi dasar telah didefinisikan dalam PIMG-001; otomasi monitoring real-time via Kong plugin sedang dikembangkan.</w:t>
             </w:r>
           </w:p>
         </w:tc>
@@ -2678,17 +2624,8 @@
             <w:vAlign w:val="center"/>
           </w:tcPr>
           <w:p>
-            <w:pPr>
-              <w:jc w:val="center"/>
-            </w:pPr>
-            <w:r/>
-            <w:r>
-              <w:rPr>
-                <w:rFonts w:ascii="Calibri" w:hAnsi="Calibri"/>
-                <w:b w:val="0"/>
-                <w:color w:val="333333"/>
-                <w:sz w:val="19"/>
-              </w:rPr>
+            <w:r>
+              <w:t>OFI</w:t>
             </w:r>
           </w:p>
         </w:tc>
@@ -2710,17 +2647,8 @@
             <w:vAlign w:val="center"/>
           </w:tcPr>
           <w:p>
-            <w:pPr>
-              <w:jc w:val="left"/>
-            </w:pPr>
-            <w:r/>
-            <w:r>
-              <w:rPr>
-                <w:rFonts w:ascii="Calibri" w:hAnsi="Calibri"/>
-                <w:b w:val="0"/>
-                <w:color w:val="333333"/>
-                <w:sz w:val="19"/>
-              </w:rPr>
+            <w:r>
+              <w:t>Riwayat transaksi tercatat di Kafka audit trail; filter pembersihan otomatis data sensitif dari log prompt teks bebas dapat dioptimalkan.</w:t>
             </w:r>
           </w:p>
         </w:tc>
@@ -3839,17 +3767,8 @@
             <w:vAlign w:val="center"/>
           </w:tcPr>
           <w:p>
-            <w:pPr>
-              <w:jc w:val="center"/>
-            </w:pPr>
-            <w:r/>
-            <w:r>
-              <w:rPr>
-                <w:rFonts w:ascii="Calibri" w:hAnsi="Calibri"/>
-                <w:b w:val="0"/>
-                <w:color w:val="333333"/>
-                <w:sz w:val="19"/>
-              </w:rPr>
+            <w:r>
+              <w:t>OFI</w:t>
             </w:r>
           </w:p>
         </w:tc>
@@ -3871,17 +3790,8 @@
             <w:vAlign w:val="center"/>
           </w:tcPr>
           <w:p>
-            <w:pPr>
-              <w:jc w:val="left"/>
-            </w:pPr>
-            <w:r/>
-            <w:r>
-              <w:rPr>
-                <w:rFonts w:ascii="Calibri" w:hAnsi="Calibri"/>
-                <w:b w:val="0"/>
-                <w:color w:val="333333"/>
-                <w:sz w:val="19"/>
-              </w:rPr>
+            <w:r>
+              <w:t>Respon model AI dibatasi pada keluaran JSON terstruktur; filter otomatis payload berbahaya lanjutan dapat ditambahkan pada backend parser.</w:t>
             </w:r>
           </w:p>
         </w:tc>
@@ -4006,17 +3916,8 @@
             <w:vAlign w:val="center"/>
           </w:tcPr>
           <w:p>
-            <w:pPr>
-              <w:jc w:val="center"/>
-            </w:pPr>
-            <w:r/>
-            <w:r>
-              <w:rPr>
-                <w:rFonts w:ascii="Calibri" w:hAnsi="Calibri"/>
-                <w:b w:val="0"/>
-                <w:color w:val="333333"/>
-                <w:sz w:val="19"/>
-              </w:rPr>
+            <w:r>
+              <w:t>OFI</w:t>
             </w:r>
           </w:p>
         </w:tc>
@@ -4038,17 +3939,8 @@
             <w:vAlign w:val="center"/>
           </w:tcPr>
           <w:p>
-            <w:pPr>
-              <w:jc w:val="left"/>
-            </w:pPr>
-            <w:r/>
-            <w:r>
-              <w:rPr>
-                <w:rFonts w:ascii="Calibri" w:hAnsi="Calibri"/>
-                <w:b w:val="0"/>
-                <w:color w:val="333333"/>
-                <w:sz w:val="19"/>
-              </w:rPr>
+            <w:r>
+              <w:t>Kebijakan konten telah disahkan dalam AIP-001; penegakan saat ini mengandalkan system prompt guardrails dan moderasi OpenAI.</w:t>
             </w:r>
           </w:p>
         </w:tc>
@@ -4660,17 +4552,8 @@
             <w:vAlign w:val="center"/>
           </w:tcPr>
           <w:p>
-            <w:pPr>
-              <w:jc w:val="center"/>
-            </w:pPr>
-            <w:r/>
-            <w:r>
-              <w:rPr>
-                <w:rFonts w:ascii="Calibri" w:hAnsi="Calibri"/>
-                <w:b w:val="0"/>
-                <w:color w:val="333333"/>
-                <w:sz w:val="19"/>
-              </w:rPr>
+            <w:r>
+              <w:t>OFI</w:t>
             </w:r>
           </w:p>
         </w:tc>
@@ -4692,17 +4575,8 @@
             <w:vAlign w:val="center"/>
           </w:tcPr>
           <w:p>
-            <w:pPr>
-              <w:jc w:val="left"/>
-            </w:pPr>
-            <w:r/>
-            <w:r>
-              <w:rPr>
-                <w:rFonts w:ascii="Calibri" w:hAnsi="Calibri"/>
-                <w:b w:val="0"/>
-                <w:color w:val="333333"/>
-                <w:sz w:val="19"/>
-              </w:rPr>
+            <w:r>
+              <w:t>Evaluasi metrik akurasi model ML dilakukan saat retraining rilis; sistem otomatis pendeteksi data drift berkelanjutan sedang dibangun.</w:t>
             </w:r>
           </w:p>
         </w:tc>
@@ -4827,17 +4701,8 @@
             <w:vAlign w:val="center"/>
           </w:tcPr>
           <w:p>
-            <w:pPr>
-              <w:jc w:val="center"/>
-            </w:pPr>
-            <w:r/>
-            <w:r>
-              <w:rPr>
-                <w:rFonts w:ascii="Calibri" w:hAnsi="Calibri"/>
-                <w:b w:val="0"/>
-                <w:color w:val="333333"/>
-                <w:sz w:val="19"/>
-              </w:rPr>
+            <w:r>
+              <w:t>OFI</w:t>
             </w:r>
           </w:p>
         </w:tc>
@@ -4859,17 +4724,8 @@
             <w:vAlign w:val="center"/>
           </w:tcPr>
           <w:p>
-            <w:pPr>
-              <w:jc w:val="left"/>
-            </w:pPr>
-            <w:r/>
-            <w:r>
-              <w:rPr>
-                <w:rFonts w:ascii="Calibri" w:hAnsi="Calibri"/>
-                <w:b w:val="0"/>
-                <w:color w:val="333333"/>
-                <w:sz w:val="19"/>
-              </w:rPr>
+            <w:r>
+              <w:t>Pengujian ketahanan data sintetis dilakukan pada validasi pra-rilis; jadwal red-teaming data poisoning rutin masuk kalender QA semesteran.</w:t>
             </w:r>
           </w:p>
         </w:tc>
@@ -5988,17 +5844,8 @@
             <w:vAlign w:val="center"/>
           </w:tcPr>
           <w:p>
-            <w:pPr>
-              <w:jc w:val="center"/>
-            </w:pPr>
-            <w:r/>
-            <w:r>
-              <w:rPr>
-                <w:rFonts w:ascii="Calibri" w:hAnsi="Calibri"/>
-                <w:b w:val="0"/>
-                <w:color w:val="333333"/>
-                <w:sz w:val="19"/>
-              </w:rPr>
+            <w:r>
+              <w:t>NC</w:t>
             </w:r>
           </w:p>
         </w:tc>
@@ -6020,17 +5867,8 @@
             <w:vAlign w:val="center"/>
           </w:tcPr>
           <w:p>
-            <w:pPr>
-              <w:jc w:val="left"/>
-            </w:pPr>
-            <w:r/>
-            <w:r>
-              <w:rPr>
-                <w:rFonts w:ascii="Calibri" w:hAnsi="Calibri"/>
-                <w:b w:val="0"/>
-                <w:color w:val="333333"/>
-                <w:sz w:val="19"/>
-              </w:rPr>
+            <w:r>
+              <w:t>Ambang batas kuota diatur di dashboard OpenAI, namun alerting otomatis via Webhook/Telegram bila penggunaan melonjak belum terintegrasi (NC-04).</w:t>
             </w:r>
           </w:p>
         </w:tc>
@@ -6980,17 +6818,8 @@
             <w:vAlign w:val="center"/>
           </w:tcPr>
           <w:p>
-            <w:pPr>
-              <w:jc w:val="center"/>
-            </w:pPr>
-            <w:r/>
-            <w:r>
-              <w:rPr>
-                <w:rFonts w:ascii="Calibri" w:hAnsi="Calibri"/>
-                <w:b w:val="0"/>
-                <w:color w:val="333333"/>
-                <w:sz w:val="19"/>
-              </w:rPr>
+            <w:r>
+              <w:t>NC</w:t>
             </w:r>
           </w:p>
         </w:tc>
@@ -7012,17 +6841,8 @@
             <w:vAlign w:val="center"/>
           </w:tcPr>
           <w:p>
-            <w:pPr>
-              <w:jc w:val="left"/>
-            </w:pPr>
-            <w:r/>
-            <w:r>
-              <w:rPr>
-                <w:rFonts w:ascii="Calibri" w:hAnsi="Calibri"/>
-                <w:b w:val="0"/>
-                <w:color w:val="333333"/>
-                <w:sz w:val="19"/>
-              </w:rPr>
+            <w:r>
+              <w:t>Pipeline CI/CD belum mengintegrasikan scanning otomatis kerentanan dependensi Python/AI (Trivy/Snyk) sebagai quality gate wajib (NC-02).</w:t>
             </w:r>
           </w:p>
         </w:tc>
@@ -7316,17 +7136,8 @@
             <w:vAlign w:val="center"/>
           </w:tcPr>
           <w:p>
-            <w:pPr>
-              <w:jc w:val="center"/>
-            </w:pPr>
-            <w:r/>
-            <w:r>
-              <w:rPr>
-                <w:rFonts w:ascii="Calibri" w:hAnsi="Calibri"/>
-                <w:b w:val="0"/>
-                <w:color w:val="333333"/>
-                <w:sz w:val="19"/>
-              </w:rPr>
+            <w:r>
+              <w:t>OFI</w:t>
             </w:r>
           </w:p>
         </w:tc>
@@ -7348,17 +7159,8 @@
             <w:vAlign w:val="center"/>
           </w:tcPr>
           <w:p>
-            <w:pPr>
-              <w:jc w:val="left"/>
-            </w:pPr>
-            <w:r/>
-            <w:r>
-              <w:rPr>
-                <w:rFonts w:ascii="Calibri" w:hAnsi="Calibri"/>
-                <w:b w:val="0"/>
-                <w:color w:val="333333"/>
-                <w:sz w:val="19"/>
-              </w:rPr>
+            <w:r>
+              <w:t>Pustaka PyTorch/scikit-learn dan pgvector dipantau manual oleh tim engineering; integrasi feed notifikasi CVE zero-day sedang disiapkan.</w:t>
             </w:r>
           </w:p>
         </w:tc>
@@ -7801,17 +7603,8 @@
             <w:vAlign w:val="center"/>
           </w:tcPr>
           <w:p>
-            <w:pPr>
-              <w:jc w:val="center"/>
-            </w:pPr>
-            <w:r/>
-            <w:r>
-              <w:rPr>
-                <w:rFonts w:ascii="Calibri" w:hAnsi="Calibri"/>
-                <w:b w:val="0"/>
-                <w:color w:val="333333"/>
-                <w:sz w:val="19"/>
-              </w:rPr>
+            <w:r>
+              <w:t>OFI</w:t>
             </w:r>
           </w:p>
         </w:tc>
@@ -7833,17 +7626,8 @@
             <w:vAlign w:val="center"/>
           </w:tcPr>
           <w:p>
-            <w:pPr>
-              <w:jc w:val="left"/>
-            </w:pPr>
-            <w:r/>
-            <w:r>
-              <w:rPr>
-                <w:rFonts w:ascii="Calibri" w:hAnsi="Calibri"/>
-                <w:b w:val="0"/>
-                <w:color w:val="333333"/>
-                <w:sz w:val="19"/>
-              </w:rPr>
+            <w:r>
+              <w:t>Kebijakan AIP-001 melarang transmisi data rahasia ke model publik; inspeksi konten otomatis berbasis DLP pattern pada gateway dalam roadmap.</w:t>
             </w:r>
           </w:p>
         </w:tc>
@@ -7968,17 +7752,8 @@
             <w:vAlign w:val="center"/>
           </w:tcPr>
           <w:p>
-            <w:pPr>
-              <w:jc w:val="center"/>
-            </w:pPr>
-            <w:r/>
-            <w:r>
-              <w:rPr>
-                <w:rFonts w:ascii="Calibri" w:hAnsi="Calibri"/>
-                <w:b w:val="0"/>
-                <w:color w:val="333333"/>
-                <w:sz w:val="19"/>
-              </w:rPr>
+            <w:r>
+              <w:t>NC</w:t>
             </w:r>
           </w:p>
         </w:tc>
@@ -8000,17 +7775,8 @@
             <w:vAlign w:val="center"/>
           </w:tcPr>
           <w:p>
-            <w:pPr>
-              <w:jc w:val="left"/>
-            </w:pPr>
-            <w:r/>
-            <w:r>
-              <w:rPr>
-                <w:rFonts w:ascii="Calibri" w:hAnsi="Calibri"/>
-                <w:b w:val="0"/>
-                <w:color w:val="333333"/>
-                <w:sz w:val="19"/>
-              </w:rPr>
+            <w:r>
+              <w:t>Masking data telah aktif di frontend analitik, modul scrubbing otomatis PII sebelum prompt dikirim ke API eksternal belum terpasang (NC-03).</w:t>
             </w:r>
           </w:p>
         </w:tc>
@@ -8473,17 +8239,8 @@
             <w:vAlign w:val="center"/>
           </w:tcPr>
           <w:p>
-            <w:pPr>
-              <w:jc w:val="center"/>
-            </w:pPr>
-            <w:r/>
-            <w:r>
-              <w:rPr>
-                <w:rFonts w:ascii="Calibri" w:hAnsi="Calibri"/>
-                <w:b w:val="0"/>
-                <w:color w:val="333333"/>
-                <w:sz w:val="19"/>
-              </w:rPr>
+            <w:r>
+              <w:t>OFI</w:t>
             </w:r>
           </w:p>
         </w:tc>
@@ -8505,17 +8262,8 @@
             <w:vAlign w:val="center"/>
           </w:tcPr>
           <w:p>
-            <w:pPr>
-              <w:jc w:val="left"/>
-            </w:pPr>
-            <w:r/>
-            <w:r>
-              <w:rPr>
-                <w:rFonts w:ascii="Calibri" w:hAnsi="Calibri"/>
-                <w:b w:val="0"/>
-                <w:color w:val="333333"/>
-                <w:sz w:val="19"/>
-              </w:rPr>
+            <w:r>
+              <w:t>Isolasi multi-tenant PostgreSQL menjamin segregasi data; filter tambahan pada respon AI untuk memverifikasi ketiadaan PII dapat ditingkatkan.</w:t>
             </w:r>
           </w:p>
         </w:tc>
@@ -8640,17 +8388,8 @@
             <w:vAlign w:val="center"/>
           </w:tcPr>
           <w:p>
-            <w:pPr>
-              <w:jc w:val="center"/>
-            </w:pPr>
-            <w:r/>
-            <w:r>
-              <w:rPr>
-                <w:rFonts w:ascii="Calibri" w:hAnsi="Calibri"/>
-                <w:b w:val="0"/>
-                <w:color w:val="333333"/>
-                <w:sz w:val="19"/>
-              </w:rPr>
+            <w:r>
+              <w:t>OFI</w:t>
             </w:r>
           </w:p>
         </w:tc>
@@ -8672,17 +8411,8 @@
             <w:vAlign w:val="center"/>
           </w:tcPr>
           <w:p>
-            <w:pPr>
-              <w:jc w:val="left"/>
-            </w:pPr>
-            <w:r/>
-            <w:r>
-              <w:rPr>
-                <w:rFonts w:ascii="Calibri" w:hAnsi="Calibri"/>
-                <w:b w:val="0"/>
-                <w:color w:val="333333"/>
-                <w:sz w:val="19"/>
-              </w:rPr>
+            <w:r>
+              <w:t>Audit trail Kafka mencatat metadata dan hash transaksi; sanitasi menyeluruh pada debug logging internal backend terus disempurnakan.</w:t>
             </w:r>
           </w:p>
         </w:tc>
@@ -10795,17 +10525,8 @@
             <w:vAlign w:val="center"/>
           </w:tcPr>
           <w:p>
-            <w:pPr>
-              <w:jc w:val="center"/>
-            </w:pPr>
-            <w:r/>
-            <w:r>
-              <w:rPr>
-                <w:rFonts w:ascii="Calibri" w:hAnsi="Calibri"/>
-                <w:b w:val="0"/>
-                <w:color w:val="333333"/>
-                <w:sz w:val="19"/>
-              </w:rPr>
+            <w:r>
+              <w:t>N/A</w:t>
             </w:r>
           </w:p>
         </w:tc>
@@ -10827,17 +10548,8 @@
             <w:vAlign w:val="center"/>
           </w:tcPr>
           <w:p>
-            <w:pPr>
-              <w:jc w:val="left"/>
-            </w:pPr>
-            <w:r/>
-            <w:r>
-              <w:rPr>
-                <w:rFonts w:ascii="Calibri" w:hAnsi="Calibri"/>
-                <w:b w:val="0"/>
-                <w:color w:val="333333"/>
-                <w:sz w:val="19"/>
-              </w:rPr>
+            <w:r>
+              <w:t>Fitur AI AuditSphere saat ini beroperasi secara synchronous request-response untuk analitik, bukan autonomous multi-step agent.</w:t>
             </w:r>
           </w:p>
         </w:tc>
@@ -10962,17 +10674,8 @@
             <w:vAlign w:val="center"/>
           </w:tcPr>
           <w:p>
-            <w:pPr>
-              <w:jc w:val="center"/>
-            </w:pPr>
-            <w:r/>
-            <w:r>
-              <w:rPr>
-                <w:rFonts w:ascii="Calibri" w:hAnsi="Calibri"/>
-                <w:b w:val="0"/>
-                <w:color w:val="333333"/>
-                <w:sz w:val="19"/>
-              </w:rPr>
+            <w:r>
+              <w:t>N/A</w:t>
             </w:r>
           </w:p>
         </w:tc>
@@ -10994,17 +10697,8 @@
             <w:vAlign w:val="center"/>
           </w:tcPr>
           <w:p>
-            <w:pPr>
-              <w:jc w:val="left"/>
-            </w:pPr>
-            <w:r/>
-            <w:r>
-              <w:rPr>
-                <w:rFonts w:ascii="Calibri" w:hAnsi="Calibri"/>
-                <w:b w:val="0"/>
-                <w:color w:val="333333"/>
-                <w:sz w:val="19"/>
-              </w:rPr>
+            <w:r>
+              <w:t>Sistem AI tidak memiliki izin mutasi data langsung (hanya kalkulasi prediktif); seluruh persetujuan data dilakukan manual oleh auditor.</w:t>
             </w:r>
           </w:p>
         </w:tc>
@@ -11129,17 +10823,8 @@
             <w:vAlign w:val="center"/>
           </w:tcPr>
           <w:p>
-            <w:pPr>
-              <w:jc w:val="center"/>
-            </w:pPr>
-            <w:r/>
-            <w:r>
-              <w:rPr>
-                <w:rFonts w:ascii="Calibri" w:hAnsi="Calibri"/>
-                <w:b w:val="0"/>
-                <w:color w:val="333333"/>
-                <w:sz w:val="19"/>
-              </w:rPr>
+            <w:r>
+              <w:t>OFI</w:t>
             </w:r>
           </w:p>
         </w:tc>
@@ -11161,17 +10846,8 @@
             <w:vAlign w:val="center"/>
           </w:tcPr>
           <w:p>
-            <w:pPr>
-              <w:jc w:val="left"/>
-            </w:pPr>
-            <w:r/>
-            <w:r>
-              <w:rPr>
-                <w:rFonts w:ascii="Calibri" w:hAnsi="Calibri"/>
-                <w:b w:val="0"/>
-                <w:color w:val="333333"/>
-                <w:sz w:val="19"/>
-              </w:rPr>
+            <w:r>
+              <w:t>Layanan AI dapat dinonaktifkan seketika via environment variable di Docker Compose; penambahan tombol kill-switch di UI admin sedang disiapkan.</w:t>
             </w:r>
           </w:p>
         </w:tc>
@@ -12290,17 +11966,8 @@
             <w:vAlign w:val="center"/>
           </w:tcPr>
           <w:p>
-            <w:pPr>
-              <w:jc w:val="center"/>
-            </w:pPr>
-            <w:r/>
-            <w:r>
-              <w:rPr>
-                <w:rFonts w:ascii="Calibri" w:hAnsi="Calibri"/>
-                <w:b w:val="0"/>
-                <w:color w:val="333333"/>
-                <w:sz w:val="19"/>
-              </w:rPr>
+            <w:r>
+              <w:t>OFI</w:t>
             </w:r>
           </w:p>
         </w:tc>
@@ -12322,17 +11989,8 @@
             <w:vAlign w:val="center"/>
           </w:tcPr>
           <w:p>
-            <w:pPr>
-              <w:jc w:val="left"/>
-            </w:pPr>
-            <w:r/>
-            <w:r>
-              <w:rPr>
-                <w:rFonts w:ascii="Calibri" w:hAnsi="Calibri"/>
-                <w:b w:val="0"/>
-                <w:color w:val="333333"/>
-                <w:sz w:val="19"/>
-              </w:rPr>
+            <w:r>
+              <w:t>Disclaimer batas kemampuan AI telah dicantumkan pada antarmuka pengguna; program pelatihan berkala pencegahan overreliance sedang dijadwalkan.</w:t>
             </w:r>
           </w:p>
         </w:tc>
@@ -12944,17 +12602,8 @@
             <w:vAlign w:val="center"/>
           </w:tcPr>
           <w:p>
-            <w:pPr>
-              <w:jc w:val="center"/>
-            </w:pPr>
-            <w:r/>
-            <w:r>
-              <w:rPr>
-                <w:rFonts w:ascii="Calibri" w:hAnsi="Calibri"/>
-                <w:b w:val="0"/>
-                <w:color w:val="333333"/>
-                <w:sz w:val="19"/>
-              </w:rPr>
+            <w:r>
+              <w:t>OFI</w:t>
             </w:r>
           </w:p>
         </w:tc>
@@ -12976,17 +12625,8 @@
             <w:vAlign w:val="center"/>
           </w:tcPr>
           <w:p>
-            <w:pPr>
-              <w:jc w:val="left"/>
-            </w:pPr>
-            <w:r/>
-            <w:r>
-              <w:rPr>
-                <w:rFonts w:ascii="Calibri" w:hAnsi="Calibri"/>
-                <w:b w:val="0"/>
-                <w:color w:val="333333"/>
-                <w:sz w:val="19"/>
-              </w:rPr>
+            <w:r>
+              <w:t>Dynamic watermark identitas pengguna dan timestamp aktif pada berkas laporan unduhan; penerapan watermark pada bobot model internal dalam riset.</w:t>
             </w:r>
           </w:p>
         </w:tc>
@@ -13111,17 +12751,8 @@
             <w:vAlign w:val="center"/>
           </w:tcPr>
           <w:p>
-            <w:pPr>
-              <w:jc w:val="center"/>
-            </w:pPr>
-            <w:r/>
-            <w:r>
-              <w:rPr>
-                <w:rFonts w:ascii="Calibri" w:hAnsi="Calibri"/>
-                <w:b w:val="0"/>
-                <w:color w:val="333333"/>
-                <w:sz w:val="19"/>
-              </w:rPr>
+            <w:r>
+              <w:t>OFI</w:t>
             </w:r>
           </w:p>
         </w:tc>
@@ -13143,17 +12774,8 @@
             <w:vAlign w:val="center"/>
           </w:tcPr>
           <w:p>
-            <w:pPr>
-              <w:jc w:val="left"/>
-            </w:pPr>
-            <w:r/>
-            <w:r>
-              <w:rPr>
-                <w:rFonts w:ascii="Calibri" w:hAnsi="Calibri"/>
-                <w:b w:val="0"/>
-                <w:color w:val="333333"/>
-                <w:sz w:val="19"/>
-              </w:rPr>
+            <w:r>
+              <w:t>Rate limiting Kong Gateway (100 req/min) memitigasi ekstraksi data; algoritma deteksi scraping analitik tingkat lanjut dapat dioptimalkan.</w:t>
             </w:r>
           </w:p>
         </w:tc>
